--- a/docs/SODIF_Security_Operational_Report.docx
+++ b/docs/SODIF_Security_Operational_Report.docx
@@ -18,7 +18,7 @@
           <w:color w:val="087F8C"/>
           <w:sz w:val="18"/>
         </w:rPr>
-        <w:t>SIGNED INTENT CONTROL</w:t>
+        <w:t>CYBERSECURITY EXECUTION CONTROL</w:t>
       </w:r>
     </w:p>
     <w:p>
@@ -47,7 +47,7 @@
           <w:color w:val="607086"/>
           <w:sz w:val="24"/>
         </w:rPr>
-        <w:t>Raport Document-to-API pentru execuția controlată a unei comenzi de achiziție</w:t>
+        <w:t>Validarea lanțului de securitate de la revizia semnată la efectul API</w:t>
       </w:r>
     </w:p>
     <w:p>
@@ -91,7 +91,7 @@
           <w:color w:val="0B2545"/>
           <w:sz w:val="20"/>
         </w:rPr>
-        <w:t>SODIF Transaction Control</w:t>
+        <w:t>SODIF Operations</w:t>
       </w:r>
     </w:p>
     <w:p>
@@ -157,7 +157,7 @@
           <w:color w:val="0B2545"/>
           <w:sz w:val="20"/>
         </w:rPr>
-        <w:t>flight-cb6417c2f3f3290a</w:t>
+        <w:t>flight-9af392efb33ff47d</w:t>
       </w:r>
     </w:p>
     <w:p>
@@ -215,7 +215,7 @@
           <w:color w:val="0B2545"/>
           <w:sz w:val="20"/>
         </w:rPr>
-        <w:t xml:space="preserve">Domeniu: </w:t>
+        <w:t xml:space="preserve">Acoperire: </w:t>
       </w:r>
       <w:r>
         <w:rPr>
@@ -223,7 +223,7 @@
           <w:color w:val="0B2545"/>
           <w:sz w:val="20"/>
         </w:rPr>
-        <w:t>Comandă semnată / API operațional</w:t>
+        <w:t>SODIF Security / API controlat</w:t>
       </w:r>
     </w:p>
     <w:p>
@@ -250,6 +250,28 @@
     </w:p>
     <w:p>
       <w:pPr>
+        <w:spacing w:after="40"/>
+      </w:pPr>
+      <w:r>
+        <w:rPr>
+          <w:rFonts w:ascii="Calibri" w:hAnsi="Calibri" w:eastAsia="Calibri"/>
+          <w:b/>
+          <w:color w:val="0B2545"/>
+          <w:sz w:val="20"/>
+        </w:rPr>
+        <w:t xml:space="preserve">Versiune: </w:t>
+      </w:r>
+      <w:r>
+        <w:rPr>
+          <w:rFonts w:ascii="Calibri" w:hAnsi="Calibri" w:eastAsia="Calibri"/>
+          <w:color w:val="0B2545"/>
+          <w:sz w:val="20"/>
+        </w:rPr>
+        <w:t>0.20.0</w:t>
+      </w:r>
+    </w:p>
+    <w:p>
+      <w:pPr>
         <w:spacing w:after="80"/>
       </w:pPr>
     </w:p>
@@ -282,6 +304,418 @@
         <w:t>Acțiunile conforme au fost autorizate, iar modificările, ambiguitățile și reutilizările au fost oprite înainte de sistemul operațional.</w:t>
       </w:r>
     </w:p>
+    <w:p>
+      <w:pPr>
+        <w:pStyle w:val="Heading1"/>
+      </w:pPr>
+      <w:r>
+        <w:t>Configurația validată în laborator</w:t>
+      </w:r>
+    </w:p>
+    <w:p>
+      <w:pPr>
+        <w:keepNext/>
+      </w:pPr>
+      <w:r>
+        <w:t>Rularea exercită implementarea modulară Python prin date controlate, chei de test și un serviciu API local. Rezultatele sunt reproductibile și corelate cu artefactele exportate.</w:t>
+      </w:r>
+    </w:p>
+    <w:tbl>
+      <w:tblPr>
+        <w:tblStyle w:val="TableGrid"/>
+        <w:tblW w:type="dxa" w:w="9360"/>
+        <w:tblLayout w:type="fixed"/>
+        <w:tblLook w:firstColumn="1" w:firstRow="1" w:lastColumn="0" w:lastRow="0" w:noHBand="0" w:noVBand="1" w:val="04A0"/>
+        <w:tblInd w:w="120" w:type="dxa"/>
+      </w:tblPr>
+      <w:tblGrid>
+        <w:gridCol w:w="2450"/>
+        <w:gridCol w:w="6910"/>
+      </w:tblGrid>
+      <w:tr>
+        <w:trPr>
+          <w:tblHeader w:val="true"/>
+        </w:trPr>
+        <w:tc>
+          <w:tcPr>
+            <w:tcW w:type="dxa" w:w="2450"/>
+            <w:vAlign w:val="center"/>
+            <w:tcMar>
+              <w:top w:w="80" w:type="dxa"/>
+              <w:bottom w:w="80" w:type="dxa"/>
+              <w:start w:w="120" w:type="dxa"/>
+              <w:end w:w="120" w:type="dxa"/>
+            </w:tcMar>
+            <w:shd w:fill="F2F4F7"/>
+          </w:tcPr>
+          <w:p>
+            <w:pPr>
+              <w:spacing w:before="0" w:after="0" w:line="252" w:lineRule="auto"/>
+            </w:pPr>
+            <w:r>
+              <w:rPr>
+                <w:rFonts w:ascii="Calibri" w:hAnsi="Calibri" w:eastAsia="Calibri"/>
+                <w:b/>
+                <w:color w:val="0B2545"/>
+                <w:sz w:val="18"/>
+              </w:rPr>
+              <w:t>Componentă</w:t>
+            </w:r>
+          </w:p>
+        </w:tc>
+        <w:tc>
+          <w:tcPr>
+            <w:tcW w:type="dxa" w:w="6910"/>
+            <w:vAlign w:val="center"/>
+            <w:tcMar>
+              <w:top w:w="80" w:type="dxa"/>
+              <w:bottom w:w="80" w:type="dxa"/>
+              <w:start w:w="120" w:type="dxa"/>
+              <w:end w:w="120" w:type="dxa"/>
+            </w:tcMar>
+            <w:shd w:fill="F2F4F7"/>
+          </w:tcPr>
+          <w:p>
+            <w:pPr>
+              <w:spacing w:before="0" w:after="0" w:line="252" w:lineRule="auto"/>
+            </w:pPr>
+            <w:r>
+              <w:rPr>
+                <w:rFonts w:ascii="Calibri" w:hAnsi="Calibri" w:eastAsia="Calibri"/>
+                <w:b/>
+                <w:color w:val="0B2545"/>
+                <w:sz w:val="18"/>
+              </w:rPr>
+              <w:t>Implementare validată</w:t>
+            </w:r>
+          </w:p>
+        </w:tc>
+      </w:tr>
+      <w:tr>
+        <w:tc>
+          <w:tcPr>
+            <w:tcW w:type="dxa" w:w="2450"/>
+            <w:vAlign w:val="center"/>
+            <w:tcMar>
+              <w:top w:w="80" w:type="dxa"/>
+              <w:bottom w:w="80" w:type="dxa"/>
+              <w:start w:w="120" w:type="dxa"/>
+              <w:end w:w="120" w:type="dxa"/>
+            </w:tcMar>
+          </w:tcPr>
+          <w:p>
+            <w:pPr>
+              <w:spacing w:before="0" w:after="0" w:line="252" w:lineRule="auto"/>
+            </w:pPr>
+            <w:r>
+              <w:rPr>
+                <w:rFonts w:ascii="Calibri" w:hAnsi="Calibri" w:eastAsia="Calibri"/>
+                <w:b/>
+                <w:color w:val="0B2545"/>
+                <w:sz w:val="18"/>
+              </w:rPr>
+              <w:t>Revizie semnată</w:t>
+            </w:r>
+          </w:p>
+        </w:tc>
+        <w:tc>
+          <w:tcPr>
+            <w:tcW w:type="dxa" w:w="6910"/>
+            <w:vAlign w:val="center"/>
+            <w:tcMar>
+              <w:top w:w="80" w:type="dxa"/>
+              <w:bottom w:w="80" w:type="dxa"/>
+              <w:start w:w="120" w:type="dxa"/>
+              <w:end w:w="120" w:type="dxa"/>
+            </w:tcMar>
+          </w:tcPr>
+          <w:p>
+            <w:pPr>
+              <w:spacing w:before="0" w:after="0" w:line="252" w:lineRule="auto"/>
+            </w:pPr>
+            <w:r>
+              <w:rPr>
+                <w:rFonts w:ascii="Calibri" w:hAnsi="Calibri" w:eastAsia="Calibri"/>
+                <w:b w:val="0"/>
+                <w:color w:val="0B2545"/>
+                <w:sz w:val="18"/>
+              </w:rPr>
+              <w:t>Semnătură Ed25519 detașată peste metadate canonice și digestul SHA-256 al conținutului.</w:t>
+            </w:r>
+          </w:p>
+        </w:tc>
+      </w:tr>
+      <w:tr>
+        <w:tc>
+          <w:tcPr>
+            <w:tcW w:type="dxa" w:w="2450"/>
+            <w:vAlign w:val="center"/>
+            <w:tcMar>
+              <w:top w:w="80" w:type="dxa"/>
+              <w:bottom w:w="80" w:type="dxa"/>
+              <w:start w:w="120" w:type="dxa"/>
+              <w:end w:w="120" w:type="dxa"/>
+            </w:tcMar>
+          </w:tcPr>
+          <w:p>
+            <w:pPr>
+              <w:spacing w:before="0" w:after="0" w:line="252" w:lineRule="auto"/>
+            </w:pPr>
+            <w:r>
+              <w:rPr>
+                <w:rFonts w:ascii="Calibri" w:hAnsi="Calibri" w:eastAsia="Calibri"/>
+                <w:b/>
+                <w:color w:val="0B2545"/>
+                <w:sz w:val="18"/>
+              </w:rPr>
+              <w:t>Reprezentări și consens</w:t>
+            </w:r>
+          </w:p>
+        </w:tc>
+        <w:tc>
+          <w:tcPr>
+            <w:tcW w:type="dxa" w:w="6910"/>
+            <w:vAlign w:val="center"/>
+            <w:tcMar>
+              <w:top w:w="80" w:type="dxa"/>
+              <w:bottom w:w="80" w:type="dxa"/>
+              <w:start w:w="120" w:type="dxa"/>
+              <w:end w:w="120" w:type="dxa"/>
+            </w:tcMar>
+          </w:tcPr>
+          <w:p>
+            <w:pPr>
+              <w:spacing w:before="0" w:after="0" w:line="252" w:lineRule="auto"/>
+            </w:pPr>
+            <w:r>
+              <w:rPr>
+                <w:rFonts w:ascii="Calibri" w:hAnsi="Calibri" w:eastAsia="Calibri"/>
+                <w:b w:val="0"/>
+                <w:color w:val="0B2545"/>
+                <w:sz w:val="18"/>
+              </w:rPr>
+              <w:t>Reprezentări independente controlate, normalizare tipizată și consens determinist la nivel de câmp.</w:t>
+            </w:r>
+          </w:p>
+        </w:tc>
+      </w:tr>
+      <w:tr>
+        <w:tc>
+          <w:tcPr>
+            <w:tcW w:type="dxa" w:w="2450"/>
+            <w:vAlign w:val="center"/>
+            <w:tcMar>
+              <w:top w:w="80" w:type="dxa"/>
+              <w:bottom w:w="80" w:type="dxa"/>
+              <w:start w:w="120" w:type="dxa"/>
+              <w:end w:w="120" w:type="dxa"/>
+            </w:tcMar>
+          </w:tcPr>
+          <w:p>
+            <w:pPr>
+              <w:spacing w:before="0" w:after="0" w:line="252" w:lineRule="auto"/>
+            </w:pPr>
+            <w:r>
+              <w:rPr>
+                <w:rFonts w:ascii="Calibri" w:hAnsi="Calibri" w:eastAsia="Calibri"/>
+                <w:b/>
+                <w:color w:val="0B2545"/>
+                <w:sz w:val="18"/>
+              </w:rPr>
+              <w:t>Verificare adaptivă</w:t>
+            </w:r>
+          </w:p>
+        </w:tc>
+        <w:tc>
+          <w:tcPr>
+            <w:tcW w:type="dxa" w:w="6910"/>
+            <w:vAlign w:val="center"/>
+            <w:tcMar>
+              <w:top w:w="80" w:type="dxa"/>
+              <w:bottom w:w="80" w:type="dxa"/>
+              <w:start w:w="120" w:type="dxa"/>
+              <w:end w:w="120" w:type="dxa"/>
+            </w:tcMar>
+          </w:tcPr>
+          <w:p>
+            <w:pPr>
+              <w:spacing w:before="0" w:after="0" w:line="252" w:lineRule="auto"/>
+            </w:pPr>
+            <w:r>
+              <w:rPr>
+                <w:rFonts w:ascii="Calibri" w:hAnsi="Calibri" w:eastAsia="Calibri"/>
+                <w:b w:val="0"/>
+                <w:color w:val="0B2545"/>
+                <w:sz w:val="18"/>
+              </w:rPr>
+              <w:t>Niveluri V0-V3 selectate în funcție de risc, completitudinea valorilor și divergențele cu efect operațional.</w:t>
+            </w:r>
+          </w:p>
+        </w:tc>
+      </w:tr>
+      <w:tr>
+        <w:tc>
+          <w:tcPr>
+            <w:tcW w:type="dxa" w:w="2450"/>
+            <w:vAlign w:val="center"/>
+            <w:tcMar>
+              <w:top w:w="80" w:type="dxa"/>
+              <w:bottom w:w="80" w:type="dxa"/>
+              <w:start w:w="120" w:type="dxa"/>
+              <w:end w:w="120" w:type="dxa"/>
+            </w:tcMar>
+          </w:tcPr>
+          <w:p>
+            <w:pPr>
+              <w:spacing w:before="0" w:after="0" w:line="252" w:lineRule="auto"/>
+            </w:pPr>
+            <w:r>
+              <w:rPr>
+                <w:rFonts w:ascii="Calibri" w:hAnsi="Calibri" w:eastAsia="Calibri"/>
+                <w:b/>
+                <w:color w:val="0B2545"/>
+                <w:sz w:val="18"/>
+              </w:rPr>
+              <w:t>Permis de execuție</w:t>
+            </w:r>
+          </w:p>
+        </w:tc>
+        <w:tc>
+          <w:tcPr>
+            <w:tcW w:type="dxa" w:w="6910"/>
+            <w:vAlign w:val="center"/>
+            <w:tcMar>
+              <w:top w:w="80" w:type="dxa"/>
+              <w:bottom w:w="80" w:type="dxa"/>
+              <w:start w:w="120" w:type="dxa"/>
+              <w:end w:w="120" w:type="dxa"/>
+            </w:tcMar>
+          </w:tcPr>
+          <w:p>
+            <w:pPr>
+              <w:spacing w:before="0" w:after="0" w:line="252" w:lineRule="auto"/>
+            </w:pPr>
+            <w:r>
+              <w:rPr>
+                <w:rFonts w:ascii="Calibri" w:hAnsi="Calibri" w:eastAsia="Calibri"/>
+                <w:b w:val="0"/>
+                <w:color w:val="0B2545"/>
+                <w:sz w:val="18"/>
+              </w:rPr>
+              <w:t>Permis Ed25519 cu utilizare unică, legat de metodă, rută, parametri, destinație și termen de valabilitate.</w:t>
+            </w:r>
+          </w:p>
+        </w:tc>
+      </w:tr>
+      <w:tr>
+        <w:tc>
+          <w:tcPr>
+            <w:tcW w:type="dxa" w:w="2450"/>
+            <w:vAlign w:val="center"/>
+            <w:tcMar>
+              <w:top w:w="80" w:type="dxa"/>
+              <w:bottom w:w="80" w:type="dxa"/>
+              <w:start w:w="120" w:type="dxa"/>
+              <w:end w:w="120" w:type="dxa"/>
+            </w:tcMar>
+          </w:tcPr>
+          <w:p>
+            <w:pPr>
+              <w:spacing w:before="0" w:after="0" w:line="252" w:lineRule="auto"/>
+            </w:pPr>
+            <w:r>
+              <w:rPr>
+                <w:rFonts w:ascii="Calibri" w:hAnsi="Calibri" w:eastAsia="Calibri"/>
+                <w:b/>
+                <w:color w:val="0B2545"/>
+                <w:sz w:val="18"/>
+              </w:rPr>
+              <w:t>Control API</w:t>
+            </w:r>
+          </w:p>
+        </w:tc>
+        <w:tc>
+          <w:tcPr>
+            <w:tcW w:type="dxa" w:w="6910"/>
+            <w:vAlign w:val="center"/>
+            <w:tcMar>
+              <w:top w:w="80" w:type="dxa"/>
+              <w:bottom w:w="80" w:type="dxa"/>
+              <w:start w:w="120" w:type="dxa"/>
+              <w:end w:w="120" w:type="dxa"/>
+            </w:tcMar>
+          </w:tcPr>
+          <w:p>
+            <w:pPr>
+              <w:spacing w:before="0" w:after="0" w:line="252" w:lineRule="auto"/>
+            </w:pPr>
+            <w:r>
+              <w:rPr>
+                <w:rFonts w:ascii="Calibri" w:hAnsi="Calibri" w:eastAsia="Calibri"/>
+                <w:b w:val="0"/>
+                <w:color w:val="0B2545"/>
+                <w:sz w:val="18"/>
+              </w:rPr>
+              <w:t>Politică locală pentru ruta POST protejată, recanonicalizarea cererii și blocarea reutilizării permisului.</w:t>
+            </w:r>
+          </w:p>
+        </w:tc>
+      </w:tr>
+      <w:tr>
+        <w:tc>
+          <w:tcPr>
+            <w:tcW w:type="dxa" w:w="2450"/>
+            <w:vAlign w:val="center"/>
+            <w:tcMar>
+              <w:top w:w="80" w:type="dxa"/>
+              <w:bottom w:w="80" w:type="dxa"/>
+              <w:start w:w="120" w:type="dxa"/>
+              <w:end w:w="120" w:type="dxa"/>
+            </w:tcMar>
+          </w:tcPr>
+          <w:p>
+            <w:pPr>
+              <w:spacing w:before="0" w:after="0" w:line="252" w:lineRule="auto"/>
+            </w:pPr>
+            <w:r>
+              <w:rPr>
+                <w:rFonts w:ascii="Calibri" w:hAnsi="Calibri" w:eastAsia="Calibri"/>
+                <w:b/>
+                <w:color w:val="0B2545"/>
+                <w:sz w:val="18"/>
+              </w:rPr>
+              <w:t>Audit</w:t>
+            </w:r>
+          </w:p>
+        </w:tc>
+        <w:tc>
+          <w:tcPr>
+            <w:tcW w:type="dxa" w:w="6910"/>
+            <w:vAlign w:val="center"/>
+            <w:tcMar>
+              <w:top w:w="80" w:type="dxa"/>
+              <w:bottom w:w="80" w:type="dxa"/>
+              <w:start w:w="120" w:type="dxa"/>
+              <w:end w:w="120" w:type="dxa"/>
+            </w:tcMar>
+          </w:tcPr>
+          <w:p>
+            <w:pPr>
+              <w:spacing w:before="0" w:after="0" w:line="252" w:lineRule="auto"/>
+            </w:pPr>
+            <w:r>
+              <w:rPr>
+                <w:rFonts w:ascii="Calibri" w:hAnsi="Calibri" w:eastAsia="Calibri"/>
+                <w:b w:val="0"/>
+                <w:color w:val="0B2545"/>
+                <w:sz w:val="18"/>
+              </w:rPr>
+              <w:t>Raport DOCX, date JSON, jurnal NDJSON, manifest SHA-256, pachet ZIP și registru criptografic al rulărilor.</w:t>
+            </w:r>
+          </w:p>
+        </w:tc>
+      </w:tr>
+    </w:tbl>
     <w:p>
       <w:pPr>
         <w:pStyle w:val="Heading1"/>
@@ -2782,7 +3216,7 @@
         <w:color w:val="607086"/>
         <w:sz w:val="16"/>
       </w:rPr>
-      <w:t xml:space="preserve">flight-cb6417c2f3f3290a  |  Page </w:t>
+      <w:t xml:space="preserve">flight-9af392efb33ff47d  |  Page </w:t>
     </w:r>
     <w:r>
       <w:rPr>
@@ -2815,7 +3249,7 @@
         <w:color w:val="607086"/>
         <w:sz w:val="16"/>
       </w:rPr>
-      <w:t>SODIF  |  CONTROL TRANZACȚIONAL</w:t>
+      <w:t>SODIF  |  SECURITATEA EXECUȚIEI</w:t>
     </w:r>
   </w:p>
 </w:hdr>

--- a/docs/SODIF_Security_Operational_Report.docx
+++ b/docs/SODIF_Security_Operational_Report.docx
@@ -69,7 +69,7 @@
           <w:color w:val="0B2545"/>
           <w:sz w:val="20"/>
         </w:rPr>
-        <w:t>TECHSUITE</w:t>
+        <w:t>TECHSUITE SRL</w:t>
       </w:r>
     </w:p>
     <w:p>
@@ -157,7 +157,7 @@
           <w:color w:val="0B2545"/>
           <w:sz w:val="20"/>
         </w:rPr>
-        <w:t>flight-9af392efb33ff47d</w:t>
+        <w:t>flight-04e3a68ca122b0e4</w:t>
       </w:r>
     </w:p>
     <w:p>
@@ -3216,7 +3216,7 @@
         <w:color w:val="607086"/>
         <w:sz w:val="16"/>
       </w:rPr>
-      <w:t xml:space="preserve">flight-9af392efb33ff47d  |  Page </w:t>
+      <w:t xml:space="preserve">flight-04e3a68ca122b0e4  |  Page </w:t>
     </w:r>
     <w:r>
       <w:rPr>

--- a/docs/SODIF_Security_Operational_Report.docx
+++ b/docs/SODIF_Security_Operational_Report.docx
@@ -157,7 +157,7 @@
           <w:color w:val="0B2545"/>
           <w:sz w:val="20"/>
         </w:rPr>
-        <w:t>flight-04e3a68ca122b0e4</w:t>
+        <w:t>flight-33b76502e5214020</w:t>
       </w:r>
     </w:p>
     <w:p>
@@ -267,7 +267,7 @@
           <w:color w:val="0B2545"/>
           <w:sz w:val="20"/>
         </w:rPr>
-        <w:t>0.20.0</w:t>
+        <w:t>0.21.0</w:t>
       </w:r>
     </w:p>
     <w:p>
@@ -468,7 +468,7 @@
                 <w:color w:val="0B2545"/>
                 <w:sz w:val="18"/>
               </w:rPr>
-              <w:t>Reprezentări și consens</w:t>
+              <w:t>Extragere independentă</w:t>
             </w:r>
           </w:p>
         </w:tc>
@@ -494,7 +494,7 @@
                 <w:color w:val="0B2545"/>
                 <w:sz w:val="18"/>
               </w:rPr>
-              <w:t>Reprezentări independente controlate, normalizare tipizată și consens determinist la nivel de câmp.</w:t>
+              <w:t>Citire structurală cu pypdf și două profiluri de randare OCR cu Tesseract, selectate printr-o provocare emisă după validarea semnăturii.</w:t>
             </w:r>
           </w:p>
         </w:tc>
@@ -576,7 +576,7 @@
                 <w:color w:val="0B2545"/>
                 <w:sz w:val="18"/>
               </w:rPr>
-              <w:t>Permis de execuție</w:t>
+              <w:t>Dovadă și permis</w:t>
             </w:r>
           </w:p>
         </w:tc>
@@ -602,7 +602,7 @@
                 <w:color w:val="0B2545"/>
                 <w:sz w:val="18"/>
               </w:rPr>
-              <w:t>Permis Ed25519 cu utilizare unică, legat de metodă, rută, parametri, destinație și termen de valabilitate.</w:t>
+              <w:t>Angajamente SHA-256 pe câmp, rădăcină Merkle și permis Ed25519 cu utilizare unică, legate de metoda, ruta, destinația și parametrii API.</w:t>
             </w:r>
           </w:p>
         </w:tc>
@@ -1094,7 +1094,7 @@
                 <w:color w:val="0B2545"/>
                 <w:sz w:val="19"/>
               </w:rPr>
-              <w:t>Valoare critică divergentă</w:t>
+              <w:t>Conținut intern diferit de documentul vizibil</w:t>
             </w:r>
           </w:p>
         </w:tc>
@@ -1518,6 +1518,14 @@
         <w:pStyle w:val="ListBullet"/>
       </w:pPr>
       <w:r>
+        <w:t>După validarea semnăturii au fost selectate profilurile independente de extragere.</w:t>
+      </w:r>
+    </w:p>
+    <w:p>
+      <w:pPr>
+        <w:pStyle w:val="ListBullet"/>
+      </w:pPr>
+      <w:r>
         <w:t>Nivelul de verificare a fost adaptat profilului tranzacției.</w:t>
       </w:r>
     </w:p>
@@ -1543,6 +1551,14 @@
       </w:pPr>
       <w:r>
         <w:t>Intenția aprobată a fost legată de acțiunea API exactă.</w:t>
+      </w:r>
+    </w:p>
+    <w:p>
+      <w:pPr>
+        <w:pStyle w:val="ListBullet"/>
+      </w:pPr>
+      <w:r>
+        <w:t>Valorile stabile au fost angajate criptografic și legate de parametrii execuției.</w:t>
       </w:r>
     </w:p>
     <w:p>
@@ -1588,7 +1604,7 @@
           <w:color w:val="1F4D78"/>
           <w:sz w:val="18"/>
         </w:rPr>
-        <w:t>sha256:4d0db38a693…274ca19d</w:t>
+        <w:t>sha256:2f77ae639e0…3f79f8d7</w:t>
       </w:r>
     </w:p>
     <w:p>
@@ -1611,6 +1627,72 @@
           <w:sz w:val="18"/>
         </w:rPr>
         <w:t>permit-happy-path</w:t>
+      </w:r>
+    </w:p>
+    <w:p>
+      <w:pPr>
+        <w:pStyle w:val="SODIFEvidence"/>
+      </w:pPr>
+      <w:r>
+        <w:rPr>
+          <w:rFonts w:ascii="Consolas" w:hAnsi="Consolas" w:eastAsia="Consolas"/>
+          <w:b/>
+          <w:color w:val="607086"/>
+          <w:sz w:val="18"/>
+        </w:rPr>
+        <w:t xml:space="preserve">Selecție verificări: </w:t>
+      </w:r>
+      <w:r>
+        <w:rPr>
+          <w:rFonts w:ascii="Consolas" w:hAnsi="Consolas" w:eastAsia="Consolas"/>
+          <w:color w:val="1F4D78"/>
+          <w:sz w:val="18"/>
+        </w:rPr>
+        <w:t>sha256:37b45d098e9…8f11f56a</w:t>
+      </w:r>
+    </w:p>
+    <w:p>
+      <w:pPr>
+        <w:pStyle w:val="SODIFEvidence"/>
+      </w:pPr>
+      <w:r>
+        <w:rPr>
+          <w:rFonts w:ascii="Consolas" w:hAnsi="Consolas" w:eastAsia="Consolas"/>
+          <w:b/>
+          <w:color w:val="607086"/>
+          <w:sz w:val="18"/>
+        </w:rPr>
+        <w:t xml:space="preserve">Rădăcină valori: </w:t>
+      </w:r>
+      <w:r>
+        <w:rPr>
+          <w:rFonts w:ascii="Consolas" w:hAnsi="Consolas" w:eastAsia="Consolas"/>
+          <w:color w:val="1F4D78"/>
+          <w:sz w:val="18"/>
+        </w:rPr>
+        <w:t>sha256:0b8e300e230…89ef18ac</w:t>
+      </w:r>
+    </w:p>
+    <w:p>
+      <w:pPr>
+        <w:pStyle w:val="SODIFEvidence"/>
+      </w:pPr>
+      <w:r>
+        <w:rPr>
+          <w:rFonts w:ascii="Consolas" w:hAnsi="Consolas" w:eastAsia="Consolas"/>
+          <w:b/>
+          <w:color w:val="607086"/>
+          <w:sz w:val="18"/>
+        </w:rPr>
+        <w:t xml:space="preserve">Dovadă de execuție: </w:t>
+      </w:r>
+      <w:r>
+        <w:rPr>
+          <w:rFonts w:ascii="Consolas" w:hAnsi="Consolas" w:eastAsia="Consolas"/>
+          <w:color w:val="1F4D78"/>
+          <w:sz w:val="18"/>
+        </w:rPr>
+        <w:t>sha256:f6d47cf599c…f349eda5</w:t>
       </w:r>
     </w:p>
     <w:p>
@@ -1877,6 +1959,14 @@
         <w:pStyle w:val="ListBullet"/>
       </w:pPr>
       <w:r>
+        <w:t>După validarea semnăturii au fost selectate profilurile independente de extragere.</w:t>
+      </w:r>
+    </w:p>
+    <w:p>
+      <w:pPr>
+        <w:pStyle w:val="ListBullet"/>
+      </w:pPr>
+      <w:r>
         <w:t>Nivelul de verificare a fost adaptat profilului tranzacției.</w:t>
       </w:r>
     </w:p>
@@ -1902,6 +1992,14 @@
       </w:pPr>
       <w:r>
         <w:t>Intenția aprobată a fost legată de acțiunea API exactă.</w:t>
+      </w:r>
+    </w:p>
+    <w:p>
+      <w:pPr>
+        <w:pStyle w:val="ListBullet"/>
+      </w:pPr>
+      <w:r>
+        <w:t>Valorile stabile au fost angajate criptografic și legate de parametrii execuției.</w:t>
       </w:r>
     </w:p>
     <w:p>
@@ -1947,7 +2045,7 @@
           <w:color w:val="1F4D78"/>
           <w:sz w:val="18"/>
         </w:rPr>
-        <w:t>sha256:4d0db38a693…274ca19d</w:t>
+        <w:t>sha256:2f77ae639e0…3f79f8d7</w:t>
       </w:r>
     </w:p>
     <w:p>
@@ -1970,6 +2068,72 @@
           <w:sz w:val="18"/>
         </w:rPr>
         <w:t>permit-adaptive-recovery</w:t>
+      </w:r>
+    </w:p>
+    <w:p>
+      <w:pPr>
+        <w:pStyle w:val="SODIFEvidence"/>
+      </w:pPr>
+      <w:r>
+        <w:rPr>
+          <w:rFonts w:ascii="Consolas" w:hAnsi="Consolas" w:eastAsia="Consolas"/>
+          <w:b/>
+          <w:color w:val="607086"/>
+          <w:sz w:val="18"/>
+        </w:rPr>
+        <w:t xml:space="preserve">Selecție verificări: </w:t>
+      </w:r>
+      <w:r>
+        <w:rPr>
+          <w:rFonts w:ascii="Consolas" w:hAnsi="Consolas" w:eastAsia="Consolas"/>
+          <w:color w:val="1F4D78"/>
+          <w:sz w:val="18"/>
+        </w:rPr>
+        <w:t>sha256:44744ba2ed5…ae657f68</w:t>
+      </w:r>
+    </w:p>
+    <w:p>
+      <w:pPr>
+        <w:pStyle w:val="SODIFEvidence"/>
+      </w:pPr>
+      <w:r>
+        <w:rPr>
+          <w:rFonts w:ascii="Consolas" w:hAnsi="Consolas" w:eastAsia="Consolas"/>
+          <w:b/>
+          <w:color w:val="607086"/>
+          <w:sz w:val="18"/>
+        </w:rPr>
+        <w:t xml:space="preserve">Rădăcină valori: </w:t>
+      </w:r>
+      <w:r>
+        <w:rPr>
+          <w:rFonts w:ascii="Consolas" w:hAnsi="Consolas" w:eastAsia="Consolas"/>
+          <w:color w:val="1F4D78"/>
+          <w:sz w:val="18"/>
+        </w:rPr>
+        <w:t>sha256:2880bf40043…85d37ef7</w:t>
+      </w:r>
+    </w:p>
+    <w:p>
+      <w:pPr>
+        <w:pStyle w:val="SODIFEvidence"/>
+      </w:pPr>
+      <w:r>
+        <w:rPr>
+          <w:rFonts w:ascii="Consolas" w:hAnsi="Consolas" w:eastAsia="Consolas"/>
+          <w:b/>
+          <w:color w:val="607086"/>
+          <w:sz w:val="18"/>
+        </w:rPr>
+        <w:t xml:space="preserve">Dovadă de execuție: </w:t>
+      </w:r>
+      <w:r>
+        <w:rPr>
+          <w:rFonts w:ascii="Consolas" w:hAnsi="Consolas" w:eastAsia="Consolas"/>
+          <w:color w:val="1F4D78"/>
+          <w:sz w:val="18"/>
+        </w:rPr>
+        <w:t>sha256:cc9c2ef824c…e329bbbd</w:t>
       </w:r>
     </w:p>
     <w:p>
@@ -2258,7 +2422,7 @@
           <w:color w:val="1F4D78"/>
           <w:sz w:val="18"/>
         </w:rPr>
-        <w:t>sha256:3abd12891e7…748b1eff</w:t>
+        <w:t>sha256:1a6317e9e78…2247df0f</w:t>
       </w:r>
     </w:p>
     <w:p>
@@ -2280,7 +2444,7 @@
           <w:color w:val="1F4D78"/>
           <w:sz w:val="18"/>
         </w:rPr>
-        <w:t>sha256:3abd12891e7…748b1eff</w:t>
+        <w:t>sha256:1a6317e9e78…2247df0f</w:t>
       </w:r>
     </w:p>
     <w:p>
@@ -2303,12 +2467,12 @@
         <w:pStyle w:val="Heading1"/>
       </w:pPr>
       <w:r>
-        <w:t>Valoare critică divergentă</w:t>
+        <w:t>Conținut intern diferit de documentul vizibil</w:t>
       </w:r>
     </w:p>
     <w:p>
       <w:r>
-        <w:t>Reprezentările independente indică valori diferite pentru totalul aprobat.</w:t>
+        <w:t>PDF-ul afișează totalul de 1.250 EUR, iar structura sa internă expune 9.250 EUR.</w:t>
       </w:r>
     </w:p>
     <w:p>
@@ -2337,7 +2501,7 @@
           <w:color w:val="0B2545"/>
           <w:sz w:val="21"/>
         </w:rPr>
-        <w:t>SODIF refuză să transforme o intenție ambiguă într-o acțiune executabilă.</w:t>
+        <w:t>Divergența dintre dovada structurală și cea vizuală oprește autorizarea.</w:t>
       </w:r>
     </w:p>
     <w:p>
@@ -2438,7 +2602,7 @@
           <w:color w:val="0B2545"/>
           <w:sz w:val="22"/>
         </w:rPr>
-        <w:t>Escaladarea este limitată la conflictul care poate schimba efectul tranzacției.</w:t>
+        <w:t>Controlul suplimentar este concentrat asupra câmpului care schimbă efectul tranzacției.</w:t>
       </w:r>
     </w:p>
     <w:p>
@@ -2457,7 +2621,7 @@
           <w:color w:val="0B2545"/>
           <w:sz w:val="22"/>
         </w:rPr>
-        <w:t>Niciun permis nu este emis până la clarificarea valorii critice.</w:t>
+        <w:t>Valoarea ascunsă în structura PDF nu poate deveni parametru API autorizat.</w:t>
       </w:r>
     </w:p>
     <w:p>
@@ -2474,6 +2638,14 @@
       </w:pPr>
       <w:r>
         <w:t>Autenticitatea documentului și revizia semnată au fost confirmate.</w:t>
+      </w:r>
+    </w:p>
+    <w:p>
+      <w:pPr>
+        <w:pStyle w:val="ListBullet"/>
+      </w:pPr>
+      <w:r>
+        <w:t>După validarea semnăturii au fost selectate profilurile independente de extragere.</w:t>
       </w:r>
     </w:p>
     <w:p>
@@ -2527,7 +2699,7 @@
           <w:color w:val="1F4D78"/>
           <w:sz w:val="18"/>
         </w:rPr>
-        <w:t>sha256:4d0db38a693…274ca19d</w:t>
+        <w:t>sha256:44a4ba3e8a3…4917194c</w:t>
       </w:r>
     </w:p>
     <w:p>
@@ -2549,7 +2721,7 @@
           <w:color w:val="1F4D78"/>
           <w:sz w:val="18"/>
         </w:rPr>
-        <w:t>sha256:1f30c76975e…b6884e47</w:t>
+        <w:t>sha256:85be7fec6c1…11cd47ca</w:t>
       </w:r>
     </w:p>
     <w:p>
@@ -2750,6 +2922,14 @@
         <w:pStyle w:val="ListBullet"/>
       </w:pPr>
       <w:r>
+        <w:t>După validarea semnăturii au fost selectate profilurile independente de extragere.</w:t>
+      </w:r>
+    </w:p>
+    <w:p>
+      <w:pPr>
+        <w:pStyle w:val="ListBullet"/>
+      </w:pPr>
+      <w:r>
         <w:t>Nivelul de verificare a fost adaptat profilului tranzacției.</w:t>
       </w:r>
     </w:p>
@@ -2775,6 +2955,14 @@
       </w:pPr>
       <w:r>
         <w:t>Intenția aprobată a fost legată de acțiunea API exactă.</w:t>
+      </w:r>
+    </w:p>
+    <w:p>
+      <w:pPr>
+        <w:pStyle w:val="ListBullet"/>
+      </w:pPr>
+      <w:r>
+        <w:t>Valorile stabile au fost angajate criptografic și legate de parametrii execuției.</w:t>
       </w:r>
     </w:p>
     <w:p>
@@ -2820,7 +3008,7 @@
           <w:color w:val="1F4D78"/>
           <w:sz w:val="18"/>
         </w:rPr>
-        <w:t>sha256:4d0db38a693…274ca19d</w:t>
+        <w:t>sha256:2f77ae639e0…3f79f8d7</w:t>
       </w:r>
     </w:p>
     <w:p>
@@ -2856,6 +3044,72 @@
           <w:color w:val="607086"/>
           <w:sz w:val="18"/>
         </w:rPr>
+        <w:t xml:space="preserve">Selecție verificări: </w:t>
+      </w:r>
+      <w:r>
+        <w:rPr>
+          <w:rFonts w:ascii="Consolas" w:hAnsi="Consolas" w:eastAsia="Consolas"/>
+          <w:color w:val="1F4D78"/>
+          <w:sz w:val="18"/>
+        </w:rPr>
+        <w:t>sha256:f98db969fd7…fcba18e2</w:t>
+      </w:r>
+    </w:p>
+    <w:p>
+      <w:pPr>
+        <w:pStyle w:val="SODIFEvidence"/>
+      </w:pPr>
+      <w:r>
+        <w:rPr>
+          <w:rFonts w:ascii="Consolas" w:hAnsi="Consolas" w:eastAsia="Consolas"/>
+          <w:b/>
+          <w:color w:val="607086"/>
+          <w:sz w:val="18"/>
+        </w:rPr>
+        <w:t xml:space="preserve">Rădăcină valori: </w:t>
+      </w:r>
+      <w:r>
+        <w:rPr>
+          <w:rFonts w:ascii="Consolas" w:hAnsi="Consolas" w:eastAsia="Consolas"/>
+          <w:color w:val="1F4D78"/>
+          <w:sz w:val="18"/>
+        </w:rPr>
+        <w:t>sha256:0b8e300e230…89ef18ac</w:t>
+      </w:r>
+    </w:p>
+    <w:p>
+      <w:pPr>
+        <w:pStyle w:val="SODIFEvidence"/>
+      </w:pPr>
+      <w:r>
+        <w:rPr>
+          <w:rFonts w:ascii="Consolas" w:hAnsi="Consolas" w:eastAsia="Consolas"/>
+          <w:b/>
+          <w:color w:val="607086"/>
+          <w:sz w:val="18"/>
+        </w:rPr>
+        <w:t xml:space="preserve">Dovadă de execuție: </w:t>
+      </w:r>
+      <w:r>
+        <w:rPr>
+          <w:rFonts w:ascii="Consolas" w:hAnsi="Consolas" w:eastAsia="Consolas"/>
+          <w:color w:val="1F4D78"/>
+          <w:sz w:val="18"/>
+        </w:rPr>
+        <w:t>sha256:840674b82f0…2f2058bf</w:t>
+      </w:r>
+    </w:p>
+    <w:p>
+      <w:pPr>
+        <w:pStyle w:val="SODIFEvidence"/>
+      </w:pPr>
+      <w:r>
+        <w:rPr>
+          <w:rFonts w:ascii="Consolas" w:hAnsi="Consolas" w:eastAsia="Consolas"/>
+          <w:b/>
+          <w:color w:val="607086"/>
+          <w:sz w:val="18"/>
+        </w:rPr>
         <w:t xml:space="preserve">Amprenta deciziei: </w:t>
       </w:r>
       <w:r>
@@ -2864,7 +3118,7 @@
           <w:color w:val="1F4D78"/>
           <w:sz w:val="18"/>
         </w:rPr>
-        <w:t>sha256:a1c24585bf3…4069b4df</w:t>
+        <w:t>sha256:ebf97258e19…a31a6775</w:t>
       </w:r>
     </w:p>
     <w:p>
@@ -3065,6 +3319,14 @@
         <w:pStyle w:val="ListBullet"/>
       </w:pPr>
       <w:r>
+        <w:t>După validarea semnăturii au fost selectate profilurile independente de extragere.</w:t>
+      </w:r>
+    </w:p>
+    <w:p>
+      <w:pPr>
+        <w:pStyle w:val="ListBullet"/>
+      </w:pPr>
+      <w:r>
         <w:t>Nivelul de verificare a fost adaptat profilului tranzacției.</w:t>
       </w:r>
     </w:p>
@@ -3090,6 +3352,14 @@
       </w:pPr>
       <w:r>
         <w:t>Intenția aprobată a fost legată de acțiunea API exactă.</w:t>
+      </w:r>
+    </w:p>
+    <w:p>
+      <w:pPr>
+        <w:pStyle w:val="ListBullet"/>
+      </w:pPr>
+      <w:r>
+        <w:t>Valorile stabile au fost angajate criptografic și legate de parametrii execuției.</w:t>
       </w:r>
     </w:p>
     <w:p>
@@ -3143,7 +3413,7 @@
           <w:color w:val="1F4D78"/>
           <w:sz w:val="18"/>
         </w:rPr>
-        <w:t>sha256:4d0db38a693…274ca19d</w:t>
+        <w:t>sha256:2f77ae639e0…3f79f8d7</w:t>
       </w:r>
     </w:p>
     <w:p>
@@ -3179,6 +3449,72 @@
           <w:color w:val="607086"/>
           <w:sz w:val="18"/>
         </w:rPr>
+        <w:t xml:space="preserve">Selecție verificări: </w:t>
+      </w:r>
+      <w:r>
+        <w:rPr>
+          <w:rFonts w:ascii="Consolas" w:hAnsi="Consolas" w:eastAsia="Consolas"/>
+          <w:color w:val="1F4D78"/>
+          <w:sz w:val="18"/>
+        </w:rPr>
+        <w:t>sha256:6d7f781d16d…d9ae6b46</w:t>
+      </w:r>
+    </w:p>
+    <w:p>
+      <w:pPr>
+        <w:pStyle w:val="SODIFEvidence"/>
+      </w:pPr>
+      <w:r>
+        <w:rPr>
+          <w:rFonts w:ascii="Consolas" w:hAnsi="Consolas" w:eastAsia="Consolas"/>
+          <w:b/>
+          <w:color w:val="607086"/>
+          <w:sz w:val="18"/>
+        </w:rPr>
+        <w:t xml:space="preserve">Rădăcină valori: </w:t>
+      </w:r>
+      <w:r>
+        <w:rPr>
+          <w:rFonts w:ascii="Consolas" w:hAnsi="Consolas" w:eastAsia="Consolas"/>
+          <w:color w:val="1F4D78"/>
+          <w:sz w:val="18"/>
+        </w:rPr>
+        <w:t>sha256:34cf3eec472…0d04208e</w:t>
+      </w:r>
+    </w:p>
+    <w:p>
+      <w:pPr>
+        <w:pStyle w:val="SODIFEvidence"/>
+      </w:pPr>
+      <w:r>
+        <w:rPr>
+          <w:rFonts w:ascii="Consolas" w:hAnsi="Consolas" w:eastAsia="Consolas"/>
+          <w:b/>
+          <w:color w:val="607086"/>
+          <w:sz w:val="18"/>
+        </w:rPr>
+        <w:t xml:space="preserve">Dovadă de execuție: </w:t>
+      </w:r>
+      <w:r>
+        <w:rPr>
+          <w:rFonts w:ascii="Consolas" w:hAnsi="Consolas" w:eastAsia="Consolas"/>
+          <w:color w:val="1F4D78"/>
+          <w:sz w:val="18"/>
+        </w:rPr>
+        <w:t>sha256:c03a501c05e…515a09b3</w:t>
+      </w:r>
+    </w:p>
+    <w:p>
+      <w:pPr>
+        <w:pStyle w:val="SODIFEvidence"/>
+      </w:pPr>
+      <w:r>
+        <w:rPr>
+          <w:rFonts w:ascii="Consolas" w:hAnsi="Consolas" w:eastAsia="Consolas"/>
+          <w:b/>
+          <w:color w:val="607086"/>
+          <w:sz w:val="18"/>
+        </w:rPr>
         <w:t xml:space="preserve">Amprenta deciziei: </w:t>
       </w:r>
       <w:r>
@@ -3187,7 +3523,7 @@
           <w:color w:val="1F4D78"/>
           <w:sz w:val="18"/>
         </w:rPr>
-        <w:t>sha256:328d434f604…7bf39a3b</w:t>
+        <w:t>sha256:682eb27eea1…3afd11cd</w:t>
       </w:r>
     </w:p>
     <w:sectPr>
@@ -3216,7 +3552,7 @@
         <w:color w:val="607086"/>
         <w:sz w:val="16"/>
       </w:rPr>
-      <w:t xml:space="preserve">flight-04e3a68ca122b0e4  |  Page </w:t>
+      <w:t xml:space="preserve">flight-33b76502e5214020  |  Page </w:t>
     </w:r>
     <w:r>
       <w:rPr>
